--- a/1.Requisitos/Casos de Uso/Historia de Usuario.docx
+++ b/1.Requisitos/Casos de Uso/Historia de Usuario.docx
@@ -776,17 +776,6 @@
       </w:pPr>
       <w:r>
         <w:rPr>
-          <w:b w:val="1"/>
-          <w:bCs w:val="1"/>
-          <w:smallCaps w:val="1"/>
-          <w:sz w:val="24"/>
-          <w:szCs w:val="24"/>
-          <w:rtl w:val="0"/>
-        </w:rPr>
-        <w:t xml:space="preserve">T</w:t>
-      </w:r>
-      <w:r>
-        <w:rPr>
           <w:rFonts w:ascii="Arial" w:cs="Arial" w:eastAsia="Arial" w:hAnsi="Arial"/>
           <w:b w:val="1"/>
           <w:bCs w:val="1"/>
@@ -802,170 +791,49 @@
           <w:vertAlign w:val="baseline"/>
           <w:rtl w:val="0"/>
         </w:rPr>
-        <w:t xml:space="preserve">EM PROTÓTIPO?</w:t>
-      </w:r>
-    </w:p>
-    <w:p>
-      <w:pPr>
-        <w:spacing w:line="240" w:lineRule="auto"/>
-        <w:jc w:val="left"/>
-        <w:rPr/>
-      </w:pPr>
-      <w:r>
-        <w:rPr>
-          <w:rFonts w:ascii="Arial" w:cs="Arial" w:eastAsia="Arial" w:hAnsi="Arial"/>
-          <w:color w:val="000000"/>
-          <w:sz w:val="20"/>
-          <w:szCs w:val="20"/>
-          <w:rtl w:val="0"/>
-        </w:rPr>
-        <w:t xml:space="preserve">A definir.</w:t>
-      </w:r>
-      <w:r>
-        <w:rPr>
-          <w:rtl w:val="0"/>
-        </w:rPr>
-      </w:r>
-    </w:p>
-    <w:p>
-      <w:pPr>
-        <w:pStyle w:val="Heading1"/>
-        <w:spacing w:after="360" w:before="480" w:line="240" w:lineRule="auto"/>
-        <w:ind w:firstLine="432"/>
-        <w:rPr/>
-      </w:pPr>
-      <w:bookmarkStart w:colFirst="0" w:colLast="0" w:name="_35cdwamdi0rk" w:id="2"/>
-      <w:bookmarkEnd w:id="2"/>
-      <w:r>
-        <w:rPr>
-          <w:rtl w:val="0"/>
-        </w:rPr>
-      </w:r>
-    </w:p>
-    <w:p>
-      <w:pPr>
-        <w:rPr/>
-      </w:pPr>
-      <w:r>
-        <w:rPr>
-          <w:rtl w:val="0"/>
-        </w:rPr>
-      </w:r>
-    </w:p>
-    <w:p>
-      <w:pPr>
-        <w:rPr/>
-      </w:pPr>
-      <w:r>
-        <w:rPr>
-          <w:rtl w:val="0"/>
-        </w:rPr>
-      </w:r>
-    </w:p>
-    <w:p>
-      <w:pPr>
-        <w:rPr/>
-      </w:pPr>
-      <w:r>
-        <w:rPr>
-          <w:rtl w:val="0"/>
-        </w:rPr>
-      </w:r>
-    </w:p>
-    <w:p>
-      <w:pPr>
-        <w:rPr/>
-      </w:pPr>
-      <w:r>
-        <w:rPr>
-          <w:rtl w:val="0"/>
-        </w:rPr>
-      </w:r>
-    </w:p>
-    <w:p>
-      <w:pPr>
-        <w:rPr/>
-      </w:pPr>
-      <w:r>
-        <w:rPr>
-          <w:rtl w:val="0"/>
-        </w:rPr>
-      </w:r>
-    </w:p>
-    <w:p>
-      <w:pPr>
-        <w:rPr/>
-      </w:pPr>
-      <w:r>
-        <w:rPr>
-          <w:rtl w:val="0"/>
-        </w:rPr>
-      </w:r>
-    </w:p>
-    <w:p>
-      <w:pPr>
-        <w:rPr/>
-      </w:pPr>
-      <w:r>
-        <w:rPr>
-          <w:rtl w:val="0"/>
-        </w:rPr>
-      </w:r>
-    </w:p>
-    <w:p>
-      <w:pPr>
-        <w:rPr/>
-      </w:pPr>
-      <w:r>
-        <w:rPr>
-          <w:rtl w:val="0"/>
-        </w:rPr>
-      </w:r>
-    </w:p>
-    <w:p>
-      <w:pPr>
-        <w:rPr/>
-      </w:pPr>
-      <w:r>
-        <w:rPr>
-          <w:rtl w:val="0"/>
-        </w:rPr>
-      </w:r>
-    </w:p>
-    <w:p>
-      <w:pPr>
-        <w:rPr/>
-      </w:pPr>
-      <w:r>
-        <w:rPr>
-          <w:rtl w:val="0"/>
-        </w:rPr>
-      </w:r>
-    </w:p>
-    <w:p>
-      <w:pPr>
-        <w:rPr/>
-      </w:pPr>
-      <w:r>
-        <w:rPr>
-          <w:rtl w:val="0"/>
-        </w:rPr>
-      </w:r>
-    </w:p>
-    <w:p>
-      <w:pPr>
-        <w:rPr/>
-      </w:pPr>
-      <w:r>
-        <w:rPr>
-          <w:rtl w:val="0"/>
-        </w:rPr>
-      </w:r>
-    </w:p>
-    <w:p>
-      <w:pPr>
-        <w:rPr/>
-      </w:pPr>
+        <w:t xml:space="preserve">PROTÓTIPO</w:t>
+      </w:r>
+    </w:p>
+    <w:p>
+      <w:pPr>
+        <w:jc w:val="center"/>
+        <w:rPr/>
+      </w:pPr>
+      <w:r>
+        <w:rPr/>
+        <w:drawing>
+          <wp:inline distB="114300" distT="114300" distL="114300" distR="114300">
+            <wp:extent cx="6119185" cy="2806700"/>
+            <wp:effectExtent b="0" l="0" r="0" t="0"/>
+            <wp:docPr id="1" name="image1.png"/>
+            <a:graphic>
+              <a:graphicData uri="http://schemas.openxmlformats.org/drawingml/2006/picture">
+                <pic:pic>
+                  <pic:nvPicPr>
+                    <pic:cNvPr id="0" name="image1.png"/>
+                    <pic:cNvPicPr preferRelativeResize="0"/>
+                  </pic:nvPicPr>
+                  <pic:blipFill>
+                    <a:blip r:embed="rId6"/>
+                    <a:srcRect b="0" l="0" r="0" t="0"/>
+                    <a:stretch>
+                      <a:fillRect/>
+                    </a:stretch>
+                  </pic:blipFill>
+                  <pic:spPr>
+                    <a:xfrm>
+                      <a:off x="0" y="0"/>
+                      <a:ext cx="6119185" cy="2806700"/>
+                    </a:xfrm>
+                    <a:prstGeom prst="rect"/>
+                    <a:ln/>
+                  </pic:spPr>
+                </pic:pic>
+              </a:graphicData>
+            </a:graphic>
+          </wp:inline>
+        </w:drawing>
+      </w:r>
       <w:r>
         <w:rPr>
           <w:rtl w:val="0"/>
@@ -1132,8 +1000,8 @@
         <w:ind w:left="432"/>
         <w:rPr/>
       </w:pPr>
-      <w:bookmarkStart w:colFirst="0" w:colLast="0" w:name="_kq64reh33o33" w:id="3"/>
-      <w:bookmarkEnd w:id="3"/>
+      <w:bookmarkStart w:colFirst="0" w:colLast="0" w:name="_kq64reh33o33" w:id="2"/>
+      <w:bookmarkEnd w:id="2"/>
       <w:r>
         <w:rPr>
           <w:b w:val="1"/>
@@ -1181,8 +1049,8 @@
         <w:ind w:left="432"/>
         <w:rPr/>
       </w:pPr>
-      <w:bookmarkStart w:colFirst="0" w:colLast="0" w:name="_2737x7yqmzmc" w:id="4"/>
-      <w:bookmarkEnd w:id="4"/>
+      <w:bookmarkStart w:colFirst="0" w:colLast="0" w:name="_2737x7yqmzmc" w:id="3"/>
+      <w:bookmarkEnd w:id="3"/>
       <w:r>
         <w:rPr>
           <w:b w:val="1"/>
@@ -1597,8 +1465,8 @@
         <w:ind w:left="432"/>
         <w:rPr/>
       </w:pPr>
-      <w:bookmarkStart w:colFirst="0" w:colLast="0" w:name="_tgxguhdrfao0" w:id="5"/>
-      <w:bookmarkEnd w:id="5"/>
+      <w:bookmarkStart w:colFirst="0" w:colLast="0" w:name="_tgxguhdrfao0" w:id="4"/>
+      <w:bookmarkEnd w:id="4"/>
       <w:r>
         <w:rPr>
           <w:rFonts w:ascii="Arial" w:cs="Arial" w:eastAsia="Arial" w:hAnsi="Arial"/>
@@ -1610,7 +1478,7 @@
           <w:szCs w:val="24"/>
           <w:rtl w:val="0"/>
         </w:rPr>
-        <w:t xml:space="preserve">TEM PROTÓTIPO?</w:t>
+        <w:t xml:space="preserve">PROTÓTIPO</w:t>
       </w:r>
       <w:r>
         <w:rPr>
@@ -1652,8 +1520,8 @@
         <w:ind w:firstLine="432"/>
         <w:rPr/>
       </w:pPr>
-      <w:bookmarkStart w:colFirst="0" w:colLast="0" w:name="_4rkn7tye6wb6" w:id="6"/>
-      <w:bookmarkEnd w:id="6"/>
+      <w:bookmarkStart w:colFirst="0" w:colLast="0" w:name="_4rkn7tye6wb6" w:id="5"/>
+      <w:bookmarkEnd w:id="5"/>
       <w:r>
         <w:rPr>
           <w:rtl w:val="0"/>
@@ -1810,8 +1678,8 @@
         <w:ind w:left="432"/>
         <w:rPr/>
       </w:pPr>
-      <w:bookmarkStart w:colFirst="0" w:colLast="0" w:name="_ymyto4ppstiw" w:id="7"/>
-      <w:bookmarkEnd w:id="7"/>
+      <w:bookmarkStart w:colFirst="0" w:colLast="0" w:name="_ymyto4ppstiw" w:id="6"/>
+      <w:bookmarkEnd w:id="6"/>
       <w:r>
         <w:rPr>
           <w:b w:val="1"/>
@@ -1859,8 +1727,8 @@
         <w:ind w:left="432"/>
         <w:rPr/>
       </w:pPr>
-      <w:bookmarkStart w:colFirst="0" w:colLast="0" w:name="_w8i3mwhh4524" w:id="8"/>
-      <w:bookmarkEnd w:id="8"/>
+      <w:bookmarkStart w:colFirst="0" w:colLast="0" w:name="_w8i3mwhh4524" w:id="7"/>
+      <w:bookmarkEnd w:id="7"/>
       <w:r>
         <w:rPr>
           <w:b w:val="1"/>
@@ -2140,25 +2008,14 @@
           <w:ilvl w:val="0"/>
           <w:numId w:val="1"/>
         </w:numPr>
-        <w:spacing w:after="360" w:before="480" w:line="240" w:lineRule="auto"/>
-        <w:ind w:left="432"/>
-        <w:rPr/>
-      </w:pPr>
-      <w:bookmarkStart w:colFirst="0" w:colLast="0" w:name="_z2pvt4c2q0g1" w:id="9"/>
-      <w:bookmarkEnd w:id="9"/>
-      <w:r>
-        <w:rPr>
-          <w:b w:val="1"/>
-          <w:bCs w:val="1"/>
-          <w:color w:val="000000"/>
-          <w:rtl w:val="0"/>
-        </w:rPr>
-        <w:t xml:space="preserve">TEM PROTÓTIPO?</w:t>
-      </w:r>
-      <w:r>
-        <w:rPr>
-          <w:rtl w:val="0"/>
-        </w:rPr>
+      </w:pPr>
+      <w:bookmarkStart w:colFirst="0" w:colLast="0" w:name="_6rffwjhpwd2w" w:id="8"/>
+      <w:bookmarkEnd w:id="8"/>
+      <w:r>
+        <w:rPr>
+          <w:rtl w:val="0"/>
+        </w:rPr>
+        <w:t xml:space="preserve">PROTÓTIPO</w:t>
       </w:r>
     </w:p>
     <w:p>
@@ -2182,8 +2039,8 @@
         <w:ind w:firstLine="432"/>
         <w:rPr/>
       </w:pPr>
-      <w:bookmarkStart w:colFirst="0" w:colLast="0" w:name="_nqqhlf3q0l1m" w:id="10"/>
-      <w:bookmarkEnd w:id="10"/>
+      <w:bookmarkStart w:colFirst="0" w:colLast="0" w:name="_nqqhlf3q0l1m" w:id="9"/>
+      <w:bookmarkEnd w:id="9"/>
       <w:r>
         <w:rPr>
           <w:rtl w:val="0"/>
@@ -2349,8 +2206,8 @@
         <w:ind w:left="432"/>
         <w:rPr/>
       </w:pPr>
-      <w:bookmarkStart w:colFirst="0" w:colLast="0" w:name="_f2egxez4kca8" w:id="11"/>
-      <w:bookmarkEnd w:id="11"/>
+      <w:bookmarkStart w:colFirst="0" w:colLast="0" w:name="_f2egxez4kca8" w:id="10"/>
+      <w:bookmarkEnd w:id="10"/>
       <w:r>
         <w:rPr>
           <w:b w:val="1"/>
@@ -2398,8 +2255,8 @@
         <w:ind w:left="432"/>
         <w:rPr/>
       </w:pPr>
-      <w:bookmarkStart w:colFirst="0" w:colLast="0" w:name="_f09x2yiu347v" w:id="12"/>
-      <w:bookmarkEnd w:id="12"/>
+      <w:bookmarkStart w:colFirst="0" w:colLast="0" w:name="_f09x2yiu347v" w:id="11"/>
+      <w:bookmarkEnd w:id="11"/>
       <w:r>
         <w:rPr>
           <w:b w:val="1"/>
@@ -2799,25 +2656,14 @@
           <w:ilvl w:val="0"/>
           <w:numId w:val="1"/>
         </w:numPr>
-        <w:spacing w:after="360" w:before="480" w:line="240" w:lineRule="auto"/>
-        <w:ind w:left="432"/>
-        <w:rPr/>
-      </w:pPr>
-      <w:bookmarkStart w:colFirst="0" w:colLast="0" w:name="_nrus5v79nths" w:id="13"/>
-      <w:bookmarkEnd w:id="13"/>
-      <w:r>
-        <w:rPr>
-          <w:b w:val="1"/>
-          <w:bCs w:val="1"/>
-          <w:color w:val="000000"/>
-          <w:rtl w:val="0"/>
-        </w:rPr>
-        <w:t xml:space="preserve">TEM PROTÓTIPO?</w:t>
-      </w:r>
-      <w:r>
-        <w:rPr>
-          <w:rtl w:val="0"/>
-        </w:rPr>
+      </w:pPr>
+      <w:bookmarkStart w:colFirst="0" w:colLast="0" w:name="_gjdo68fqtl5h" w:id="12"/>
+      <w:bookmarkEnd w:id="12"/>
+      <w:r>
+        <w:rPr>
+          <w:rtl w:val="0"/>
+        </w:rPr>
+        <w:t xml:space="preserve">PROTÓTIPO</w:t>
       </w:r>
     </w:p>
     <w:p>
@@ -2841,8 +2687,8 @@
         <w:ind w:firstLine="432"/>
         <w:rPr/>
       </w:pPr>
-      <w:bookmarkStart w:colFirst="0" w:colLast="0" w:name="_c4m2empg52jp" w:id="14"/>
-      <w:bookmarkEnd w:id="14"/>
+      <w:bookmarkStart w:colFirst="0" w:colLast="0" w:name="_c4m2empg52jp" w:id="13"/>
+      <w:bookmarkEnd w:id="13"/>
       <w:r>
         <w:rPr>
           <w:rtl w:val="0"/>
@@ -3008,8 +2854,8 @@
         <w:ind w:left="432"/>
         <w:rPr/>
       </w:pPr>
-      <w:bookmarkStart w:colFirst="0" w:colLast="0" w:name="_w7w0zokxhdnk" w:id="15"/>
-      <w:bookmarkEnd w:id="15"/>
+      <w:bookmarkStart w:colFirst="0" w:colLast="0" w:name="_w7w0zokxhdnk" w:id="14"/>
+      <w:bookmarkEnd w:id="14"/>
       <w:r>
         <w:rPr>
           <w:b w:val="1"/>
@@ -3057,8 +2903,8 @@
         <w:ind w:left="432"/>
         <w:rPr/>
       </w:pPr>
-      <w:bookmarkStart w:colFirst="0" w:colLast="0" w:name="_5t0515lejct0" w:id="16"/>
-      <w:bookmarkEnd w:id="16"/>
+      <w:bookmarkStart w:colFirst="0" w:colLast="0" w:name="_5t0515lejct0" w:id="15"/>
+      <w:bookmarkEnd w:id="15"/>
       <w:r>
         <w:rPr>
           <w:b w:val="1"/>
@@ -3334,25 +3180,14 @@
           <w:ilvl w:val="0"/>
           <w:numId w:val="1"/>
         </w:numPr>
-        <w:spacing w:after="360" w:before="480" w:line="240" w:lineRule="auto"/>
-        <w:ind w:left="432"/>
-        <w:rPr/>
-      </w:pPr>
-      <w:bookmarkStart w:colFirst="0" w:colLast="0" w:name="_5am464iv0ez2" w:id="17"/>
-      <w:bookmarkEnd w:id="17"/>
-      <w:r>
-        <w:rPr>
-          <w:b w:val="1"/>
-          <w:bCs w:val="1"/>
-          <w:color w:val="000000"/>
-          <w:rtl w:val="0"/>
-        </w:rPr>
-        <w:t xml:space="preserve">TEM PROTÓTIPO?</w:t>
-      </w:r>
-      <w:r>
-        <w:rPr>
-          <w:rtl w:val="0"/>
-        </w:rPr>
+      </w:pPr>
+      <w:bookmarkStart w:colFirst="0" w:colLast="0" w:name="_iebyn95sfa16" w:id="16"/>
+      <w:bookmarkEnd w:id="16"/>
+      <w:r>
+        <w:rPr>
+          <w:rtl w:val="0"/>
+        </w:rPr>
+        <w:t xml:space="preserve">PROTÓTIPO</w:t>
       </w:r>
     </w:p>
     <w:p>
@@ -3376,8 +3211,8 @@
         <w:ind w:firstLine="432"/>
         <w:rPr/>
       </w:pPr>
-      <w:bookmarkStart w:colFirst="0" w:colLast="0" w:name="_l2labnigi6ul" w:id="18"/>
-      <w:bookmarkEnd w:id="18"/>
+      <w:bookmarkStart w:colFirst="0" w:colLast="0" w:name="_l2labnigi6ul" w:id="17"/>
+      <w:bookmarkEnd w:id="17"/>
       <w:r>
         <w:rPr>
           <w:rtl w:val="0"/>
@@ -3543,8 +3378,8 @@
         <w:ind w:left="432"/>
         <w:rPr/>
       </w:pPr>
-      <w:bookmarkStart w:colFirst="0" w:colLast="0" w:name="_nzvie8ngjx63" w:id="19"/>
-      <w:bookmarkEnd w:id="19"/>
+      <w:bookmarkStart w:colFirst="0" w:colLast="0" w:name="_nzvie8ngjx63" w:id="18"/>
+      <w:bookmarkEnd w:id="18"/>
       <w:r>
         <w:rPr>
           <w:b w:val="1"/>
@@ -3592,8 +3427,8 @@
         <w:ind w:left="432"/>
         <w:rPr/>
       </w:pPr>
-      <w:bookmarkStart w:colFirst="0" w:colLast="0" w:name="_hcsqyouzry59" w:id="20"/>
-      <w:bookmarkEnd w:id="20"/>
+      <w:bookmarkStart w:colFirst="0" w:colLast="0" w:name="_hcsqyouzry59" w:id="19"/>
+      <w:bookmarkEnd w:id="19"/>
       <w:r>
         <w:rPr>
           <w:b w:val="1"/>
@@ -3931,25 +3766,14 @@
           <w:ilvl w:val="0"/>
           <w:numId w:val="1"/>
         </w:numPr>
-        <w:spacing w:after="360" w:before="480" w:line="240" w:lineRule="auto"/>
-        <w:ind w:left="432"/>
-        <w:rPr/>
-      </w:pPr>
-      <w:bookmarkStart w:colFirst="0" w:colLast="0" w:name="_gkh8em9tww8n" w:id="21"/>
-      <w:bookmarkEnd w:id="21"/>
-      <w:r>
-        <w:rPr>
-          <w:b w:val="1"/>
-          <w:bCs w:val="1"/>
-          <w:color w:val="000000"/>
-          <w:rtl w:val="0"/>
-        </w:rPr>
-        <w:t xml:space="preserve">TEM PROTÓTIPO?</w:t>
-      </w:r>
-      <w:r>
-        <w:rPr>
-          <w:rtl w:val="0"/>
-        </w:rPr>
+      </w:pPr>
+      <w:bookmarkStart w:colFirst="0" w:colLast="0" w:name="_jk4ubitz9z2a" w:id="20"/>
+      <w:bookmarkEnd w:id="20"/>
+      <w:r>
+        <w:rPr>
+          <w:rtl w:val="0"/>
+        </w:rPr>
+        <w:t xml:space="preserve">PROTÓTIPO</w:t>
       </w:r>
     </w:p>
     <w:p>
@@ -3975,8 +3799,8 @@
           <w:bCs w:val="0"/>
         </w:rPr>
       </w:pPr>
-      <w:bookmarkStart w:colFirst="0" w:colLast="0" w:name="_ea9ajkyoj6qc" w:id="22"/>
-      <w:bookmarkEnd w:id="22"/>
+      <w:bookmarkStart w:colFirst="0" w:colLast="0" w:name="_ea9ajkyoj6qc" w:id="21"/>
+      <w:bookmarkEnd w:id="21"/>
       <w:r>
         <w:rPr>
           <w:rtl w:val="0"/>
@@ -4289,8 +4113,8 @@
         <w:ind w:left="432"/>
         <w:rPr/>
       </w:pPr>
-      <w:bookmarkStart w:colFirst="0" w:colLast="0" w:name="_uqa100ricu9m" w:id="23"/>
-      <w:bookmarkEnd w:id="23"/>
+      <w:bookmarkStart w:colFirst="0" w:colLast="0" w:name="_uqa100ricu9m" w:id="22"/>
+      <w:bookmarkEnd w:id="22"/>
       <w:r>
         <w:rPr>
           <w:b w:val="1"/>
@@ -4354,8 +4178,8 @@
         <w:ind w:left="432"/>
         <w:rPr/>
       </w:pPr>
-      <w:bookmarkStart w:colFirst="0" w:colLast="0" w:name="_vwdhuxsg3uqv" w:id="24"/>
-      <w:bookmarkEnd w:id="24"/>
+      <w:bookmarkStart w:colFirst="0" w:colLast="0" w:name="_vwdhuxsg3uqv" w:id="23"/>
+      <w:bookmarkEnd w:id="23"/>
       <w:r>
         <w:rPr>
           <w:b w:val="1"/>
@@ -4632,25 +4456,14 @@
           <w:ilvl w:val="0"/>
           <w:numId w:val="1"/>
         </w:numPr>
-        <w:spacing w:after="360" w:before="480" w:line="240" w:lineRule="auto"/>
-        <w:ind w:left="432"/>
-        <w:rPr/>
-      </w:pPr>
-      <w:bookmarkStart w:colFirst="0" w:colLast="0" w:name="_o5xmr62mw89t" w:id="25"/>
-      <w:bookmarkEnd w:id="25"/>
-      <w:r>
-        <w:rPr>
-          <w:b w:val="1"/>
-          <w:bCs w:val="1"/>
-          <w:color w:val="000000"/>
-          <w:rtl w:val="0"/>
-        </w:rPr>
-        <w:t xml:space="preserve">TEM PROTÓTIPO?</w:t>
-      </w:r>
-      <w:r>
-        <w:rPr>
-          <w:rtl w:val="0"/>
-        </w:rPr>
+      </w:pPr>
+      <w:bookmarkStart w:colFirst="0" w:colLast="0" w:name="_x7e2lta0u4bu" w:id="24"/>
+      <w:bookmarkEnd w:id="24"/>
+      <w:r>
+        <w:rPr>
+          <w:rtl w:val="0"/>
+        </w:rPr>
+        <w:t xml:space="preserve">PROTÓTIPO</w:t>
       </w:r>
     </w:p>
     <w:p>
@@ -4674,8 +4487,8 @@
         <w:ind w:firstLine="432"/>
         <w:rPr/>
       </w:pPr>
-      <w:bookmarkStart w:colFirst="0" w:colLast="0" w:name="_m9fyxswnan4e" w:id="26"/>
-      <w:bookmarkEnd w:id="26"/>
+      <w:bookmarkStart w:colFirst="0" w:colLast="0" w:name="_m9fyxswnan4e" w:id="25"/>
+      <w:bookmarkEnd w:id="25"/>
       <w:r>
         <w:rPr>
           <w:rtl w:val="0"/>
@@ -4714,7 +4527,7 @@
           <w:szCs w:val="24"/>
           <w:rtl w:val="0"/>
         </w:rPr>
-        <w:t xml:space="preserve"> Gerar Relatórios (Extends)</w:t>
+        <w:t xml:space="preserve"> Gerar Relatórios</w:t>
       </w:r>
       <w:r>
         <w:rPr>
@@ -4832,8 +4645,8 @@
         <w:ind w:left="432"/>
         <w:rPr/>
       </w:pPr>
-      <w:bookmarkStart w:colFirst="0" w:colLast="0" w:name="_5mz8wjvp0qd5" w:id="27"/>
-      <w:bookmarkEnd w:id="27"/>
+      <w:bookmarkStart w:colFirst="0" w:colLast="0" w:name="_5mz8wjvp0qd5" w:id="26"/>
+      <w:bookmarkEnd w:id="26"/>
       <w:r>
         <w:rPr>
           <w:b w:val="1"/>
@@ -4881,8 +4694,8 @@
         <w:ind w:left="432"/>
         <w:rPr/>
       </w:pPr>
-      <w:bookmarkStart w:colFirst="0" w:colLast="0" w:name="_vha00say4q7w" w:id="28"/>
-      <w:bookmarkEnd w:id="28"/>
+      <w:bookmarkStart w:colFirst="0" w:colLast="0" w:name="_vha00say4q7w" w:id="27"/>
+      <w:bookmarkEnd w:id="27"/>
       <w:r>
         <w:rPr>
           <w:b w:val="1"/>
@@ -5162,25 +4975,14 @@
           <w:ilvl w:val="0"/>
           <w:numId w:val="1"/>
         </w:numPr>
-        <w:spacing w:after="360" w:before="480" w:line="240" w:lineRule="auto"/>
-        <w:ind w:left="432"/>
-        <w:rPr/>
-      </w:pPr>
-      <w:bookmarkStart w:colFirst="0" w:colLast="0" w:name="_ru7fjoav6i85" w:id="29"/>
-      <w:bookmarkEnd w:id="29"/>
-      <w:r>
-        <w:rPr>
-          <w:b w:val="1"/>
-          <w:bCs w:val="1"/>
-          <w:color w:val="000000"/>
-          <w:rtl w:val="0"/>
-        </w:rPr>
-        <w:t xml:space="preserve">TEM PROTÓTIPO?</w:t>
-      </w:r>
-      <w:r>
-        <w:rPr>
-          <w:rtl w:val="0"/>
-        </w:rPr>
+      </w:pPr>
+      <w:bookmarkStart w:colFirst="0" w:colLast="0" w:name="_mwrtduq6jqvl" w:id="28"/>
+      <w:bookmarkEnd w:id="28"/>
+      <w:r>
+        <w:rPr>
+          <w:rtl w:val="0"/>
+        </w:rPr>
+        <w:t xml:space="preserve">PROTÓTIPO</w:t>
       </w:r>
     </w:p>
     <w:p>
@@ -5200,21 +5002,7 @@
         <w:spacing w:after="0" w:before="0" w:line="240" w:lineRule="auto"/>
         <w:ind w:left="0" w:right="0" w:firstLine="0"/>
         <w:jc w:val="left"/>
-        <w:rPr>
-          <w:rFonts w:ascii="Arial" w:cs="Arial" w:eastAsia="Arial" w:hAnsi="Arial"/>
-          <w:b w:val="0"/>
-          <w:bCs w:val="0"/>
-          <w:i w:val="1"/>
-          <w:iCs w:val="1"/>
-          <w:smallCaps w:val="0"/>
-          <w:strike w:val="0"/>
-          <w:color w:val="0000ff"/>
-          <w:sz w:val="20"/>
-          <w:szCs w:val="20"/>
-          <w:u w:val="none"/>
-          <w:shd w:fill="auto" w:val="clear"/>
-          <w:vertAlign w:val="baseline"/>
-        </w:rPr>
+        <w:rPr/>
       </w:pPr>
       <w:r>
         <w:rPr>
@@ -5223,14 +5011,650 @@
         <w:t xml:space="preserve">A definir.</w:t>
       </w:r>
       <w:r>
+        <w:br w:type="page"/>
+      </w:r>
+      <w:r>
+        <w:rPr>
+          <w:rtl w:val="0"/>
+        </w:rPr>
+      </w:r>
+    </w:p>
+    <w:p>
+      <w:pPr>
+        <w:keepNext w:val="0"/>
+        <w:keepLines w:val="0"/>
+        <w:pageBreakBefore w:val="0"/>
+        <w:widowControl w:val="1"/>
+        <w:pBdr>
+          <w:top w:space="0" w:sz="0" w:val="nil"/>
+          <w:left w:space="0" w:sz="0" w:val="nil"/>
+          <w:bottom w:space="0" w:sz="0" w:val="nil"/>
+          <w:right w:space="0" w:sz="0" w:val="nil"/>
+          <w:between w:space="0" w:sz="0" w:val="nil"/>
+        </w:pBdr>
+        <w:shd w:fill="auto" w:val="clear"/>
+        <w:spacing w:after="0" w:before="0" w:line="240" w:lineRule="auto"/>
+        <w:ind w:left="0" w:right="0" w:firstLine="0"/>
+        <w:jc w:val="left"/>
+        <w:rPr/>
+      </w:pPr>
+      <w:r>
+        <w:rPr>
+          <w:rtl w:val="0"/>
+        </w:rPr>
+      </w:r>
+    </w:p>
+    <w:p>
+      <w:pPr>
+        <w:numPr>
+          <w:ilvl w:val="0"/>
+          <w:numId w:val="1"/>
+        </w:numPr>
+        <w:spacing w:after="360" w:before="480" w:lineRule="auto"/>
+        <w:ind w:left="432"/>
+        <w:rPr>
+          <w:b w:val="1"/>
+          <w:bCs w:val="1"/>
+          <w:sz w:val="24"/>
+          <w:szCs w:val="24"/>
+        </w:rPr>
+      </w:pPr>
+      <w:r>
+        <w:rPr>
+          <w:b w:val="1"/>
+          <w:bCs w:val="1"/>
+          <w:sz w:val="24"/>
+          <w:szCs w:val="24"/>
+          <w:rtl w:val="0"/>
+        </w:rPr>
+        <w:t xml:space="preserve">ASO DE USO: </w:t>
+      </w:r>
+      <w:r>
+        <w:rPr>
+          <w:sz w:val="24"/>
+          <w:szCs w:val="24"/>
+          <w:rtl w:val="0"/>
+        </w:rPr>
+        <w:t xml:space="preserve">Gerenciar Funcionários</w:t>
+      </w:r>
+    </w:p>
+    <w:p>
+      <w:pPr>
+        <w:numPr>
+          <w:ilvl w:val="0"/>
+          <w:numId w:val="1"/>
+        </w:numPr>
+        <w:spacing w:after="360" w:before="480" w:lineRule="auto"/>
+        <w:ind w:left="432"/>
+        <w:rPr>
+          <w:b w:val="1"/>
+          <w:bCs w:val="1"/>
+          <w:sz w:val="24"/>
+          <w:szCs w:val="24"/>
+        </w:rPr>
+      </w:pPr>
+      <w:r>
+        <w:rPr>
+          <w:b w:val="1"/>
+          <w:bCs w:val="1"/>
+          <w:sz w:val="24"/>
+          <w:szCs w:val="24"/>
+          <w:rtl w:val="0"/>
+        </w:rPr>
+        <w:t xml:space="preserve">NÚMERO DA HISTÓRIA:</w:t>
+      </w:r>
+      <w:r>
+        <w:rPr>
+          <w:b w:val="1"/>
+          <w:bCs w:val="1"/>
+          <w:rtl w:val="0"/>
+        </w:rPr>
+        <w:t xml:space="preserve"> </w:t>
+      </w:r>
+      <w:r>
+        <w:rPr>
+          <w:sz w:val="24"/>
+          <w:szCs w:val="24"/>
+          <w:rtl w:val="0"/>
+        </w:rPr>
+        <w:t xml:space="preserve">9</w:t>
+      </w:r>
+      <w:r>
+        <w:rPr>
+          <w:rtl w:val="0"/>
+        </w:rPr>
+      </w:r>
+    </w:p>
+    <w:p>
+      <w:pPr>
+        <w:numPr>
+          <w:ilvl w:val="0"/>
+          <w:numId w:val="1"/>
+        </w:numPr>
+        <w:spacing w:after="360" w:before="480" w:lineRule="auto"/>
+        <w:ind w:left="432"/>
+        <w:rPr>
+          <w:b w:val="1"/>
+          <w:bCs w:val="1"/>
+          <w:sz w:val="24"/>
+          <w:szCs w:val="24"/>
+        </w:rPr>
+      </w:pPr>
+      <w:r>
+        <w:rPr>
+          <w:b w:val="1"/>
+          <w:bCs w:val="1"/>
+          <w:sz w:val="24"/>
+          <w:szCs w:val="24"/>
+          <w:rtl w:val="0"/>
+        </w:rPr>
+        <w:t xml:space="preserve">ESTIMATIVA: </w:t>
+      </w:r>
+      <w:r>
+        <w:rPr>
+          <w:sz w:val="24"/>
+          <w:szCs w:val="24"/>
+          <w:rtl w:val="0"/>
+        </w:rPr>
+        <w:t xml:space="preserve">10 Horas</w:t>
+      </w:r>
+      <w:r>
+        <w:rPr>
+          <w:rtl w:val="0"/>
+        </w:rPr>
+      </w:r>
+    </w:p>
+    <w:p>
+      <w:pPr>
+        <w:pStyle w:val="Heading1"/>
+        <w:numPr>
+          <w:ilvl w:val="0"/>
+          <w:numId w:val="1"/>
+        </w:numPr>
+        <w:rPr>
+          <w:b w:val="1"/>
+          <w:bCs w:val="1"/>
+          <w:smallCaps w:val="1"/>
+          <w:sz w:val="24"/>
+          <w:szCs w:val="24"/>
+        </w:rPr>
+      </w:pPr>
+      <w:bookmarkStart w:colFirst="0" w:colLast="0" w:name="_phowgizfj8rp" w:id="29"/>
+      <w:bookmarkEnd w:id="29"/>
+      <w:r>
+        <w:rPr>
+          <w:rtl w:val="0"/>
+        </w:rPr>
+        <w:t xml:space="preserve">DESCRIÇÃO DA HISTÓRIA</w:t>
+      </w:r>
+    </w:p>
+    <w:p>
+      <w:pPr>
+        <w:jc w:val="left"/>
+        <w:rPr/>
+      </w:pPr>
+      <w:r>
+        <w:rPr>
+          <w:rtl w:val="0"/>
+        </w:rPr>
+        <w:t xml:space="preserve">Como um Dono/Administrador eu quero cadastrar, editar e remover funcionários de modo que eu possa gerenciar quem tem acesso ao sistema e manter o registro da equipe atualizado. </w:t>
+      </w:r>
+    </w:p>
+    <w:p>
+      <w:pPr>
+        <w:pStyle w:val="Heading1"/>
+        <w:numPr>
+          <w:ilvl w:val="0"/>
+          <w:numId w:val="1"/>
+        </w:numPr>
+        <w:rPr>
+          <w:b w:val="1"/>
+          <w:bCs w:val="1"/>
+          <w:smallCaps w:val="1"/>
+          <w:sz w:val="24"/>
+          <w:szCs w:val="24"/>
+        </w:rPr>
+      </w:pPr>
+      <w:bookmarkStart w:colFirst="0" w:colLast="0" w:name="_ejhfwkiydv5h" w:id="30"/>
+      <w:bookmarkEnd w:id="30"/>
+      <w:r>
+        <w:rPr>
+          <w:rtl w:val="0"/>
+        </w:rPr>
+        <w:t xml:space="preserve">TESTES DE ACEITAÇÃO</w:t>
+      </w:r>
+    </w:p>
+    <w:p>
+      <w:pPr>
+        <w:jc w:val="left"/>
+        <w:rPr/>
+      </w:pPr>
+      <w:r>
+        <w:rPr>
+          <w:b w:val="1"/>
+          <w:bCs w:val="1"/>
+          <w:rtl w:val="0"/>
+        </w:rPr>
+        <w:t xml:space="preserve">Pré-condição: </w:t>
+      </w:r>
+      <w:r>
+        <w:rPr>
+          <w:rtl w:val="0"/>
+        </w:rPr>
+        <w:t xml:space="preserve">Usuário estar logado no sistema com perfil de Dono/Administrador. </w:t>
+      </w:r>
+      <w:r>
+        <w:rPr>
+          <w:rtl w:val="0"/>
+        </w:rPr>
+      </w:r>
+    </w:p>
+    <w:p>
+      <w:pPr>
+        <w:jc w:val="left"/>
+        <w:rPr/>
+      </w:pPr>
+      <w:r>
+        <w:rPr>
+          <w:rtl w:val="0"/>
+        </w:rPr>
+      </w:r>
+    </w:p>
+    <w:p>
+      <w:pPr>
+        <w:jc w:val="left"/>
+        <w:rPr/>
+      </w:pPr>
+      <w:r>
+        <w:rPr>
+          <w:b w:val="1"/>
+          <w:bCs w:val="1"/>
+          <w:rtl w:val="0"/>
+        </w:rPr>
+        <w:t xml:space="preserve">Casos de Teste:</w:t>
+      </w:r>
+      <w:r>
+        <w:rPr>
+          <w:rtl w:val="0"/>
+        </w:rPr>
+      </w:r>
+    </w:p>
+    <w:p>
+      <w:pPr>
+        <w:ind w:left="432" w:firstLine="0"/>
+        <w:rPr/>
+      </w:pPr>
+      <w:r>
+        <w:rPr>
+          <w:rtl w:val="0"/>
+        </w:rPr>
+      </w:r>
+    </w:p>
+    <w:tbl>
+      <w:tblPr>
+        <w:tblStyle w:val="Table9"/>
+        <w:tblW w:w="9778.0" w:type="dxa"/>
+        <w:jc w:val="left"/>
+        <w:tblInd w:w="-108.0" w:type="dxa"/>
+        <w:tblBorders>
+          <w:top w:color="000000" w:space="0" w:sz="4" w:val="single"/>
+          <w:left w:color="000000" w:space="0" w:sz="4" w:val="single"/>
+          <w:bottom w:color="000000" w:space="0" w:sz="4" w:val="single"/>
+          <w:right w:color="000000" w:space="0" w:sz="4" w:val="single"/>
+          <w:insideH w:color="000000" w:space="0" w:sz="4" w:val="single"/>
+          <w:insideV w:color="000000" w:space="0" w:sz="4" w:val="single"/>
+        </w:tblBorders>
+        <w:tblLayout w:type="fixed"/>
+        <w:tblLook w:val="0600"/>
+      </w:tblPr>
+      <w:tblGrid>
+        <w:gridCol w:w="1101"/>
+        <w:gridCol w:w="3787"/>
+        <w:gridCol w:w="2445"/>
+        <w:gridCol w:w="2445"/>
+        <w:tblGridChange w:id="0">
+          <w:tblGrid>
+            <w:gridCol w:w="1101"/>
+            <w:gridCol w:w="3787"/>
+            <w:gridCol w:w="2445"/>
+            <w:gridCol w:w="2445"/>
+          </w:tblGrid>
+        </w:tblGridChange>
+      </w:tblGrid>
+      <w:tr>
+        <w:trPr>
+          <w:cantSplit w:val="0"/>
+          <w:tblHeader w:val="0"/>
+        </w:trPr>
+        <w:tc>
+          <w:tcPr/>
+          <w:p>
+            <w:pPr>
+              <w:rPr/>
+            </w:pPr>
+            <w:r>
+              <w:rPr>
+                <w:b w:val="1"/>
+                <w:bCs w:val="1"/>
+                <w:rtl w:val="0"/>
+              </w:rPr>
+              <w:t xml:space="preserve">Nr.</w:t>
+            </w:r>
+            <w:r>
+              <w:rPr>
+                <w:rtl w:val="0"/>
+              </w:rPr>
+            </w:r>
+          </w:p>
+        </w:tc>
+        <w:tc>
+          <w:tcPr/>
+          <w:p>
+            <w:pPr>
+              <w:rPr/>
+            </w:pPr>
+            <w:r>
+              <w:rPr>
+                <w:b w:val="1"/>
+                <w:bCs w:val="1"/>
+                <w:rtl w:val="0"/>
+              </w:rPr>
+              <w:t xml:space="preserve">Funcionalidade/Comportamento</w:t>
+            </w:r>
+            <w:r>
+              <w:rPr>
+                <w:rtl w:val="0"/>
+              </w:rPr>
+            </w:r>
+          </w:p>
+        </w:tc>
+        <w:tc>
+          <w:tcPr/>
+          <w:p>
+            <w:pPr>
+              <w:rPr/>
+            </w:pPr>
+            <w:r>
+              <w:rPr>
+                <w:b w:val="1"/>
+                <w:bCs w:val="1"/>
+                <w:rtl w:val="0"/>
+              </w:rPr>
+              <w:t xml:space="preserve">Entradas</w:t>
+            </w:r>
+            <w:r>
+              <w:rPr>
+                <w:rtl w:val="0"/>
+              </w:rPr>
+            </w:r>
+          </w:p>
+        </w:tc>
+        <w:tc>
+          <w:tcPr/>
+          <w:p>
+            <w:pPr>
+              <w:rPr/>
+            </w:pPr>
+            <w:r>
+              <w:rPr>
+                <w:b w:val="1"/>
+                <w:bCs w:val="1"/>
+                <w:rtl w:val="0"/>
+              </w:rPr>
+              <w:t xml:space="preserve">Resultado Esperado</w:t>
+            </w:r>
+            <w:r>
+              <w:rPr>
+                <w:rtl w:val="0"/>
+              </w:rPr>
+            </w:r>
+          </w:p>
+        </w:tc>
+      </w:tr>
+      <w:tr>
+        <w:trPr>
+          <w:cantSplit w:val="0"/>
+          <w:tblHeader w:val="0"/>
+        </w:trPr>
+        <w:tc>
+          <w:tcPr/>
+          <w:p>
+            <w:pPr>
+              <w:rPr/>
+            </w:pPr>
+            <w:r>
+              <w:rPr>
+                <w:rtl w:val="0"/>
+              </w:rPr>
+              <w:t xml:space="preserve">01</w:t>
+            </w:r>
+          </w:p>
+        </w:tc>
+        <w:tc>
+          <w:tcPr/>
+          <w:p>
+            <w:pPr>
+              <w:rPr/>
+            </w:pPr>
+            <w:r>
+              <w:rPr>
+                <w:rtl w:val="0"/>
+              </w:rPr>
+              <w:t xml:space="preserve">Incluir funcionário com sucesso </w:t>
+            </w:r>
+          </w:p>
+        </w:tc>
+        <w:tc>
+          <w:tcPr/>
+          <w:p>
+            <w:pPr>
+              <w:rPr/>
+            </w:pPr>
+            <w:r>
+              <w:rPr>
+                <w:rtl w:val="0"/>
+              </w:rPr>
+              <w:t xml:space="preserve">Nome: "Lucas", E-mail: "lucas@estetica.com", Senha, Perfil: "Funcionário" </w:t>
+            </w:r>
+          </w:p>
+        </w:tc>
+        <w:tc>
+          <w:tcPr/>
+          <w:p>
+            <w:pPr>
+              <w:rPr/>
+            </w:pPr>
+            <w:r>
+              <w:rPr>
+                <w:rtl w:val="0"/>
+              </w:rPr>
+              <w:t xml:space="preserve">Mensagem "Funcionário cadastrado com sucesso". O novo usuário agora pode realizar login (UC01). </w:t>
+            </w:r>
+          </w:p>
+        </w:tc>
+      </w:tr>
+      <w:tr>
+        <w:trPr>
+          <w:cantSplit w:val="0"/>
+          <w:tblHeader w:val="0"/>
+        </w:trPr>
+        <w:tc>
+          <w:tcPr/>
+          <w:p>
+            <w:pPr>
+              <w:rPr/>
+            </w:pPr>
+            <w:r>
+              <w:rPr>
+                <w:rtl w:val="0"/>
+              </w:rPr>
+              <w:t xml:space="preserve">02</w:t>
+            </w:r>
+          </w:p>
+        </w:tc>
+        <w:tc>
+          <w:tcPr/>
+          <w:p>
+            <w:pPr>
+              <w:rPr/>
+            </w:pPr>
+            <w:r>
+              <w:rPr>
+                <w:rtl w:val="0"/>
+              </w:rPr>
+              <w:t xml:space="preserve">Impedir e-mail duplicado </w:t>
+            </w:r>
+          </w:p>
+        </w:tc>
+        <w:tc>
+          <w:tcPr/>
+          <w:p>
+            <w:pPr>
+              <w:rPr/>
+            </w:pPr>
+            <w:r>
+              <w:rPr>
+                <w:rtl w:val="0"/>
+              </w:rPr>
+              <w:t xml:space="preserve">Tentativa de cadastro usando um e-mail já registrado no banco de dados. </w:t>
+            </w:r>
+          </w:p>
+        </w:tc>
+        <w:tc>
+          <w:tcPr/>
+          <w:p>
+            <w:pPr>
+              <w:rPr/>
+            </w:pPr>
+            <w:r>
+              <w:rPr>
+                <w:rtl w:val="0"/>
+              </w:rPr>
+              <w:t xml:space="preserve">O sistema não salva e exibe erro: "Este e-mail já está em uso por outro funcionário." </w:t>
+            </w:r>
+          </w:p>
+        </w:tc>
+      </w:tr>
+      <w:tr>
+        <w:trPr>
+          <w:cantSplit w:val="0"/>
+          <w:tblHeader w:val="0"/>
+        </w:trPr>
+        <w:tc>
+          <w:tcPr/>
+          <w:p>
+            <w:pPr>
+              <w:rPr/>
+            </w:pPr>
+            <w:r>
+              <w:rPr>
+                <w:rtl w:val="0"/>
+              </w:rPr>
+              <w:t xml:space="preserve">03</w:t>
+            </w:r>
+          </w:p>
+        </w:tc>
+        <w:tc>
+          <w:tcPr/>
+          <w:p>
+            <w:pPr>
+              <w:rPr/>
+            </w:pPr>
+            <w:r>
+              <w:rPr>
+                <w:rtl w:val="0"/>
+              </w:rPr>
+              <w:t xml:space="preserve">Bloquear acesso indevido </w:t>
+            </w:r>
+          </w:p>
+        </w:tc>
+        <w:tc>
+          <w:tcPr/>
+          <w:p>
+            <w:pPr>
+              <w:rPr/>
+            </w:pPr>
+            <w:r>
+              <w:rPr>
+                <w:rtl w:val="0"/>
+              </w:rPr>
+              <w:t xml:space="preserve">Um usuário logado apenas com perfil de "Funcionário" comum tenta acessar a tela. </w:t>
+            </w:r>
+          </w:p>
+        </w:tc>
+        <w:tc>
+          <w:tcPr/>
+          <w:p>
+            <w:pPr>
+              <w:rPr/>
+            </w:pPr>
+            <w:r>
+              <w:rPr>
+                <w:rtl w:val="0"/>
+              </w:rPr>
+              <w:t xml:space="preserve">Acesso negado (Erro 403 Forbidden). Apenas administradores podem ver esta tela. </w:t>
+            </w:r>
+          </w:p>
+        </w:tc>
+      </w:tr>
+    </w:tbl>
+    <w:p>
+      <w:pPr>
+        <w:pStyle w:val="Heading1"/>
+        <w:numPr>
+          <w:ilvl w:val="0"/>
+          <w:numId w:val="1"/>
+        </w:numPr>
+      </w:pPr>
+      <w:bookmarkStart w:colFirst="0" w:colLast="0" w:name="_9ov3twcfjyl" w:id="31"/>
+      <w:bookmarkEnd w:id="31"/>
+      <w:r>
+        <w:rPr>
+          <w:rtl w:val="0"/>
+        </w:rPr>
+        <w:t xml:space="preserve">PROTÓTIPO</w:t>
+      </w:r>
+    </w:p>
+    <w:p>
+      <w:pPr>
+        <w:jc w:val="left"/>
+        <w:rPr/>
+      </w:pPr>
+      <w:r>
+        <w:rPr>
+          <w:rtl w:val="0"/>
+        </w:rPr>
+        <w:t xml:space="preserve">A definir.</w:t>
+      </w:r>
+    </w:p>
+    <w:p>
+      <w:pPr>
+        <w:keepNext w:val="0"/>
+        <w:keepLines w:val="0"/>
+        <w:pageBreakBefore w:val="0"/>
+        <w:widowControl w:val="1"/>
+        <w:pBdr>
+          <w:top w:space="0" w:sz="0" w:val="nil"/>
+          <w:left w:space="0" w:sz="0" w:val="nil"/>
+          <w:bottom w:space="0" w:sz="0" w:val="nil"/>
+          <w:right w:space="0" w:sz="0" w:val="nil"/>
+          <w:between w:space="0" w:sz="0" w:val="nil"/>
+        </w:pBdr>
+        <w:shd w:fill="auto" w:val="clear"/>
+        <w:spacing w:after="0" w:before="0" w:line="240" w:lineRule="auto"/>
+        <w:ind w:left="0" w:right="0" w:firstLine="0"/>
+        <w:jc w:val="left"/>
+        <w:rPr/>
+      </w:pPr>
+      <w:r>
         <w:rPr>
           <w:rtl w:val="0"/>
         </w:rPr>
       </w:r>
     </w:p>
     <w:sectPr>
-      <w:headerReference r:id="rId6" w:type="default"/>
-      <w:footerReference r:id="rId7" w:type="default"/>
+      <w:headerReference r:id="rId7" w:type="default"/>
+      <w:footerReference r:id="rId8" w:type="default"/>
       <w:pgSz w:h="16840" w:w="11907" w:orient="portrait"/>
       <w:pgMar w:bottom="851" w:top="851" w:left="1418" w:right="851" w:header="851" w:footer="851"/>
       <w:pgNumType w:start="1"/>
@@ -5286,7 +5710,7 @@
   </w:p>
   <w:tbl>
     <w:tblPr>
-      <w:tblStyle w:val="Table10"/>
+      <w:tblStyle w:val="Table11"/>
       <w:tblW w:w="9710.0" w:type="dxa"/>
       <w:jc w:val="left"/>
       <w:tblBorders>
@@ -5349,28 +5773,9 @@
           </w:pPr>
           <w:r>
             <w:rPr>
-              <w:rFonts w:ascii="Arial" w:cs="Arial" w:eastAsia="Arial" w:hAnsi="Arial"/>
-              <w:b w:val="0"/>
-              <w:bCs w:val="0"/>
-              <w:i w:val="0"/>
-              <w:iCs w:val="0"/>
-              <w:smallCaps w:val="0"/>
-              <w:strike w:val="0"/>
-              <w:color w:val="000000"/>
-              <w:sz w:val="20"/>
-              <w:szCs w:val="20"/>
-              <w:u w:val="none"/>
-              <w:shd w:fill="auto" w:val="clear"/>
-              <w:vertAlign w:val="baseline"/>
               <w:rtl w:val="0"/>
             </w:rPr>
-            <w:t xml:space="preserve">&lt;</w:t>
-          </w:r>
-          <w:r>
-            <w:rPr>
-              <w:rtl w:val="0"/>
-            </w:rPr>
-            <w:t xml:space="preserve">MS</w:t>
+            <w:t xml:space="preserve">MS </w:t>
           </w:r>
           <w:r>
             <w:rPr>
@@ -5389,13 +5794,13 @@
               <w:vertAlign w:val="baseline"/>
               <w:rtl w:val="0"/>
             </w:rPr>
-            <w:t xml:space="preserve">&gt; - &lt;</w:t>
+            <w:t xml:space="preserve">- </w:t>
           </w:r>
           <w:r>
             <w:rPr>
               <w:rtl w:val="0"/>
             </w:rPr>
-            <w:t xml:space="preserve">MaverickShift</w:t>
+            <w:t xml:space="preserve">MaverickShift </w:t>
           </w:r>
           <w:r>
             <w:rPr>
@@ -5414,34 +5819,18 @@
               <w:vertAlign w:val="baseline"/>
               <w:rtl w:val="0"/>
             </w:rPr>
-            <w:t xml:space="preserve">&gt;</w:t>
-            <w:tab/>
-            <w:t xml:space="preserve">Versão &lt;</w:t>
+            <w:t xml:space="preserve">Versão </w:t>
           </w:r>
           <w:r>
             <w:rPr>
               <w:rtl w:val="0"/>
             </w:rPr>
-            <w:t xml:space="preserve">4</w:t>
+            <w:t xml:space="preserve">1</w:t>
           </w:r>
           <w:r>
             <w:rPr>
-              <w:rFonts w:ascii="Arial" w:cs="Arial" w:eastAsia="Arial" w:hAnsi="Arial"/>
-              <w:b w:val="0"/>
-              <w:bCs w:val="0"/>
-              <w:i w:val="0"/>
-              <w:iCs w:val="0"/>
-              <w:smallCaps w:val="0"/>
-              <w:strike w:val="0"/>
-              <w:color w:val="000000"/>
-              <w:sz w:val="20"/>
-              <w:szCs w:val="20"/>
-              <w:u w:val="none"/>
-              <w:shd w:fill="auto" w:val="clear"/>
-              <w:vertAlign w:val="baseline"/>
               <w:rtl w:val="0"/>
             </w:rPr>
-            <w:t xml:space="preserve">&gt;</w:t>
           </w:r>
         </w:p>
       </w:tc>
@@ -5692,7 +6081,7 @@
   </w:p>
   <w:tbl>
     <w:tblPr>
-      <w:tblStyle w:val="Table9"/>
+      <w:tblStyle w:val="Table10"/>
       <w:tblW w:w="9720.0" w:type="dxa"/>
       <w:jc w:val="left"/>
       <w:tblBorders>
@@ -5760,47 +6149,9 @@
           </w:pPr>
           <w:r>
             <w:rPr>
-              <w:rFonts w:ascii="Arial" w:cs="Arial" w:eastAsia="Arial" w:hAnsi="Arial"/>
-              <w:b w:val="0"/>
-              <w:bCs w:val="0"/>
-              <w:i w:val="0"/>
-              <w:iCs w:val="0"/>
-              <w:smallCaps w:val="0"/>
-              <w:strike w:val="0"/>
-              <w:color w:val="000000"/>
-              <w:sz w:val="20"/>
-              <w:szCs w:val="20"/>
-              <w:u w:val="none"/>
-              <w:shd w:fill="auto" w:val="clear"/>
-              <w:vertAlign w:val="baseline"/>
-              <w:rtl w:val="0"/>
-            </w:rPr>
-            <w:t xml:space="preserve">&lt;</w:t>
-          </w:r>
-          <w:r>
-            <w:rPr>
               <w:rtl w:val="0"/>
             </w:rPr>
             <w:t xml:space="preserve">EL Possante</w:t>
-          </w:r>
-          <w:r>
-            <w:rPr>
-              <w:rFonts w:ascii="Arial" w:cs="Arial" w:eastAsia="Arial" w:hAnsi="Arial"/>
-              <w:b w:val="0"/>
-              <w:bCs w:val="0"/>
-              <w:i w:val="0"/>
-              <w:iCs w:val="0"/>
-              <w:smallCaps w:val="0"/>
-              <w:strike w:val="0"/>
-              <w:color w:val="000000"/>
-              <w:sz w:val="20"/>
-              <w:szCs w:val="20"/>
-              <w:u w:val="none"/>
-              <w:shd w:fill="auto" w:val="clear"/>
-              <w:vertAlign w:val="baseline"/>
-              <w:rtl w:val="0"/>
-            </w:rPr>
-            <w:t xml:space="preserve">&gt;</w:t>
           </w:r>
           <w:r>
             <w:rPr>
@@ -5863,7 +6214,32 @@
               <w:vertAlign w:val="baseline"/>
               <w:rtl w:val="0"/>
             </w:rPr>
-            <w:t xml:space="preserve">&lt;Nr&gt;-&lt;Historia de Usuario&gt;</w:t>
+            <w:t xml:space="preserve">Nr</w:t>
+          </w:r>
+          <w:r>
+            <w:rPr>
+              <w:rtl w:val="0"/>
+            </w:rPr>
+            <w:t xml:space="preserve"> </w:t>
+          </w:r>
+          <w:r>
+            <w:rPr>
+              <w:rFonts w:ascii="Arial" w:cs="Arial" w:eastAsia="Arial" w:hAnsi="Arial"/>
+              <w:b w:val="0"/>
+              <w:bCs w:val="0"/>
+              <w:i w:val="0"/>
+              <w:iCs w:val="0"/>
+              <w:smallCaps w:val="0"/>
+              <w:strike w:val="0"/>
+              <w:color w:val="000000"/>
+              <w:sz w:val="20"/>
+              <w:szCs w:val="20"/>
+              <w:u w:val="none"/>
+              <w:shd w:fill="auto" w:val="clear"/>
+              <w:vertAlign w:val="baseline"/>
+              <w:rtl w:val="0"/>
+            </w:rPr>
+            <w:t xml:space="preserve">-Historia de Usuario</w:t>
           </w:r>
         </w:p>
       </w:tc>
@@ -6304,13 +6680,26 @@
       <w:tblStyleColBandSize w:val="1"/>
       <w:tblCellMar>
         <w:top w:w="0.0" w:type="dxa"/>
+        <w:left w:w="108.0" w:type="dxa"/>
+        <w:bottom w:w="0.0" w:type="dxa"/>
+        <w:right w:w="108.0" w:type="dxa"/>
+      </w:tblCellMar>
+    </w:tblPr>
+  </w:style>
+  <w:style w:type="table" w:styleId="Table10">
+    <w:basedOn w:val="TableNormal"/>
+    <w:tblPr>
+      <w:tblStyleRowBandSize w:val="1"/>
+      <w:tblStyleColBandSize w:val="1"/>
+      <w:tblCellMar>
+        <w:top w:w="0.0" w:type="dxa"/>
         <w:left w:w="70.0" w:type="dxa"/>
         <w:bottom w:w="0.0" w:type="dxa"/>
         <w:right w:w="70.0" w:type="dxa"/>
       </w:tblCellMar>
     </w:tblPr>
   </w:style>
-  <w:style w:type="table" w:styleId="Table10">
+  <w:style w:type="table" w:styleId="Table11">
     <w:basedOn w:val="TableNormal"/>
     <w:tblPr>
       <w:tblStyleRowBandSize w:val="1"/>
